--- a/results/TFL/tablas/tabla_fiabilidad_apa.docx
+++ b/results/TFL/tablas/tabla_fiabilidad_apa.docx
@@ -15,7 +15,7 @@
         <w:pStyle w:val="Normal"/>
       </w:pPr>
       <w:r>
-        <w:t xml:space="preserve">Evaluación del acuerdo intra-modelo a través de 3 iteraciones independientes bajo temperatura controlada (114 historias clínicas, espacio de 9.234 decisiones ontológicas).</w:t>
+        <w:t xml:space="preserve">Evaluación del acuerdo intra-modelo a través de 3 iteraciones independientes bajo temperatura controlada (114 historias clínicas, espacio de 2.736 decisiones ontológicas).</w:t>
       </w:r>
     </w:p>
     <w:p>
@@ -341,7 +341,7 @@
                 <w:szCs w:val="20"/>
                 <w:color w:val="000000"/>
               </w:rPr>
-              <w:t xml:space="preserve">Gemini Flash 3.6</w:t>
+              <w:t xml:space="preserve">Gemini Flash 3.7</w:t>
             </w:r>
           </w:p>
         </w:tc>
@@ -993,7 +993,7 @@
                 <w:szCs w:val="19"/>
                 <w:color w:val="000000"/>
               </w:rPr>
-              <w:t xml:space="preserve">Espacio de Decisiones Binarias (114 × 3 × 27)</w:t>
+              <w:t xml:space="preserve">Espacio de Decisiones Binarias (114 × 24)</w:t>
             </w:r>
           </w:p>
         </w:tc>
@@ -1048,7 +1048,7 @@
                 <w:szCs w:val="19"/>
                 <w:color w:val="000000"/>
               </w:rPr>
-              <w:t xml:space="preserve">9.234</w:t>
+              <w:t xml:space="preserve">2.736</w:t>
             </w:r>
           </w:p>
         </w:tc>
@@ -1103,7 +1103,7 @@
                 <w:szCs w:val="19"/>
                 <w:color w:val="000000"/>
               </w:rPr>
-              <w:t xml:space="preserve">9.234</w:t>
+              <w:t xml:space="preserve">2.736</w:t>
             </w:r>
           </w:p>
         </w:tc>
@@ -1158,7 +1158,7 @@
                 <w:szCs w:val="19"/>
                 <w:color w:val="000000"/>
               </w:rPr>
-              <w:t xml:space="preserve">9.234</w:t>
+              <w:t xml:space="preserve">2.736</w:t>
             </w:r>
           </w:p>
         </w:tc>
@@ -1329,7 +1329,7 @@
                 <w:szCs w:val="19"/>
                 <w:color w:val="000000"/>
               </w:rPr>
-              <w:t xml:space="preserve">112 / 114</w:t>
+              <w:t xml:space="preserve">107 / 114</w:t>
             </w:r>
           </w:p>
         </w:tc>
@@ -1384,7 +1384,7 @@
                 <w:szCs w:val="19"/>
                 <w:color w:val="000000"/>
               </w:rPr>
-              <w:t xml:space="preserve">112 / 114</w:t>
+              <w:t xml:space="preserve">102 / 114</w:t>
             </w:r>
           </w:p>
         </w:tc>
@@ -1439,7 +1439,7 @@
                 <w:szCs w:val="19"/>
                 <w:color w:val="000000"/>
               </w:rPr>
-              <w:t xml:space="preserve">114 / 114</w:t>
+              <w:t xml:space="preserve">108 / 114</w:t>
             </w:r>
           </w:p>
         </w:tc>
@@ -1597,7 +1597,7 @@
                 <w:szCs w:val="19"/>
                 <w:color w:val="000000"/>
               </w:rPr>
-              <w:t xml:space="preserve">98.25%</w:t>
+              <w:t xml:space="preserve">93.86%</w:t>
             </w:r>
           </w:p>
         </w:tc>
@@ -1652,7 +1652,7 @@
                 <w:szCs w:val="19"/>
                 <w:color w:val="000000"/>
               </w:rPr>
-              <w:t xml:space="preserve">98.25%</w:t>
+              <w:t xml:space="preserve">89.47%</w:t>
             </w:r>
           </w:p>
         </w:tc>
@@ -1707,7 +1707,7 @@
                 <w:szCs w:val="19"/>
                 <w:color w:val="000000"/>
               </w:rPr>
-              <w:t xml:space="preserve">100.00%</w:t>
+              <w:t xml:space="preserve">94.74%</w:t>
             </w:r>
           </w:p>
         </w:tc>
@@ -1878,7 +1878,7 @@
                 <w:szCs w:val="19"/>
                 <w:color w:val="000000"/>
               </w:rPr>
-              <w:t xml:space="preserve">99.9567%</w:t>
+              <w:t xml:space="preserve">99.8294%</w:t>
             </w:r>
           </w:p>
         </w:tc>
@@ -1933,7 +1933,7 @@
                 <w:szCs w:val="19"/>
                 <w:color w:val="000000"/>
               </w:rPr>
-              <w:t xml:space="preserve">99.9567%</w:t>
+              <w:t xml:space="preserve">99.6589%</w:t>
             </w:r>
           </w:p>
         </w:tc>
@@ -1988,7 +1988,7 @@
                 <w:szCs w:val="19"/>
                 <w:color w:val="000000"/>
               </w:rPr>
-              <w:t xml:space="preserve">100.0000%</w:t>
+              <w:t xml:space="preserve">99.8538%</w:t>
             </w:r>
           </w:p>
         </w:tc>
@@ -2146,7 +2146,7 @@
                 <w:szCs w:val="19"/>
                 <w:color w:val="000000"/>
               </w:rPr>
-              <w:t xml:space="preserve">0.9994</w:t>
+              <w:t xml:space="preserve">0.9976</w:t>
             </w:r>
           </w:p>
         </w:tc>
@@ -2201,7 +2201,7 @@
                 <w:szCs w:val="19"/>
                 <w:color w:val="000000"/>
               </w:rPr>
-              <w:t xml:space="preserve">0.9994</w:t>
+              <w:t xml:space="preserve">0.9952</w:t>
             </w:r>
           </w:p>
         </w:tc>
@@ -2256,7 +2256,7 @@
                 <w:szCs w:val="19"/>
                 <w:color w:val="000000"/>
               </w:rPr>
-              <w:t xml:space="preserve">1.0000</w:t>
+              <w:t xml:space="preserve">0.9980</w:t>
             </w:r>
           </w:p>
         </w:tc>
@@ -2414,7 +2414,7 @@
                 <w:szCs w:val="19"/>
                 <w:color w:val="000000"/>
               </w:rPr>
-              <w:t xml:space="preserve">0.9983</w:t>
+              <w:t xml:space="preserve">0.9940</w:t>
             </w:r>
           </w:p>
         </w:tc>
@@ -2469,7 +2469,7 @@
                 <w:szCs w:val="19"/>
                 <w:color w:val="000000"/>
               </w:rPr>
-              <w:t xml:space="preserve">0.9983</w:t>
+              <w:t xml:space="preserve">0.9882</w:t>
             </w:r>
           </w:p>
         </w:tc>
@@ -2524,7 +2524,7 @@
                 <w:szCs w:val="19"/>
                 <w:color w:val="000000"/>
               </w:rPr>
-              <w:t xml:space="preserve">1.0000</w:t>
+              <w:t xml:space="preserve">0.9948</w:t>
             </w:r>
           </w:p>
         </w:tc>
@@ -2579,13 +2579,13 @@
         <w:tblLook w:firstRow="1" w:lastRow="0" w:firstColumn="0" w:lastColumn="0" w:noHBand="0" w:noVBand="1"/>
       </w:tblPr>
       <w:tblGrid>
-        <w:gridCol w:w="2304"/>
-        <w:gridCol w:w="1368"/>
-        <w:gridCol w:w="1368"/>
-        <w:gridCol w:w="1368"/>
-        <w:gridCol w:w="1368"/>
-        <w:gridCol w:w="1368"/>
-        <w:gridCol w:w="1368"/>
+        <w:gridCol w:w="2592"/>
+        <w:gridCol w:w="1296"/>
+        <w:gridCol w:w="1296"/>
+        <w:gridCol w:w="1296"/>
+        <w:gridCol w:w="1296"/>
+        <w:gridCol w:w="1296"/>
+        <w:gridCol w:w="1296"/>
       </w:tblGrid>
       <w:tr>
         <w:trPr>
@@ -3143,7 +3143,7 @@
                 <w:szCs w:val="19"/>
                 <w:color w:val="000000"/>
               </w:rPr>
-              <w:t xml:space="preserve">112 / 114</w:t>
+              <w:t xml:space="preserve">107 / 114</w:t>
             </w:r>
           </w:p>
         </w:tc>
@@ -3198,7 +3198,7 @@
                 <w:szCs w:val="19"/>
                 <w:color w:val="000000"/>
               </w:rPr>
-              <w:t xml:space="preserve">98.25%</w:t>
+              <w:t xml:space="preserve">93.86%</w:t>
             </w:r>
           </w:p>
         </w:tc>
@@ -3253,7 +3253,7 @@
                 <w:szCs w:val="19"/>
                 <w:color w:val="000000"/>
               </w:rPr>
-              <w:t xml:space="preserve">99.9567%</w:t>
+              <w:t xml:space="preserve">99.8294%</w:t>
             </w:r>
           </w:p>
         </w:tc>
@@ -3308,7 +3308,7 @@
                 <w:szCs w:val="19"/>
                 <w:color w:val="000000"/>
               </w:rPr>
-              <w:t xml:space="preserve">0.9994</w:t>
+              <w:t xml:space="preserve">0.9976</w:t>
             </w:r>
           </w:p>
         </w:tc>
@@ -3363,7 +3363,7 @@
                 <w:szCs w:val="19"/>
                 <w:color w:val="000000"/>
               </w:rPr>
-              <w:t xml:space="preserve">0.9983</w:t>
+              <w:t xml:space="preserve">0.9940</w:t>
             </w:r>
           </w:p>
         </w:tc>
@@ -3533,7 +3533,7 @@
                 <w:szCs w:val="19"/>
                 <w:color w:val="000000"/>
               </w:rPr>
-              <w:t xml:space="preserve">112 / 114</w:t>
+              <w:t xml:space="preserve">102 / 114</w:t>
             </w:r>
           </w:p>
         </w:tc>
@@ -3588,7 +3588,7 @@
                 <w:szCs w:val="19"/>
                 <w:color w:val="000000"/>
               </w:rPr>
-              <w:t xml:space="preserve">98.25%</w:t>
+              <w:t xml:space="preserve">89.47%</w:t>
             </w:r>
           </w:p>
         </w:tc>
@@ -3643,7 +3643,7 @@
                 <w:szCs w:val="19"/>
                 <w:color w:val="000000"/>
               </w:rPr>
-              <w:t xml:space="preserve">99.9567%</w:t>
+              <w:t xml:space="preserve">99.6589%</w:t>
             </w:r>
           </w:p>
         </w:tc>
@@ -3698,7 +3698,7 @@
                 <w:szCs w:val="19"/>
                 <w:color w:val="000000"/>
               </w:rPr>
-              <w:t xml:space="preserve">0.9994</w:t>
+              <w:t xml:space="preserve">0.9952</w:t>
             </w:r>
           </w:p>
         </w:tc>
@@ -3753,7 +3753,7 @@
                 <w:szCs w:val="19"/>
                 <w:color w:val="000000"/>
               </w:rPr>
-              <w:t xml:space="preserve">0.9983</w:t>
+              <w:t xml:space="preserve">0.9882</w:t>
             </w:r>
           </w:p>
         </w:tc>
@@ -3813,7 +3813,7 @@
                 <w:szCs w:val="19"/>
                 <w:color w:val="000000"/>
               </w:rPr>
-              <w:t xml:space="preserve">Gemini Flash 3.6</w:t>
+              <w:t xml:space="preserve">Gemini Flash 3.7</w:t>
             </w:r>
           </w:p>
         </w:tc>
@@ -3923,7 +3923,7 @@
                 <w:szCs w:val="19"/>
                 <w:color w:val="000000"/>
               </w:rPr>
-              <w:t xml:space="preserve">114 / 114</w:t>
+              <w:t xml:space="preserve">108 / 114</w:t>
             </w:r>
           </w:p>
         </w:tc>
@@ -3978,7 +3978,7 @@
                 <w:szCs w:val="19"/>
                 <w:color w:val="000000"/>
               </w:rPr>
-              <w:t xml:space="preserve">100.00%</w:t>
+              <w:t xml:space="preserve">94.74%</w:t>
             </w:r>
           </w:p>
         </w:tc>
@@ -4033,7 +4033,7 @@
                 <w:szCs w:val="19"/>
                 <w:color w:val="000000"/>
               </w:rPr>
-              <w:t xml:space="preserve">100.0000%</w:t>
+              <w:t xml:space="preserve">99.8538%</w:t>
             </w:r>
           </w:p>
         </w:tc>
@@ -4088,7 +4088,7 @@
                 <w:szCs w:val="19"/>
                 <w:color w:val="000000"/>
               </w:rPr>
-              <w:t xml:space="preserve">1.0000</w:t>
+              <w:t xml:space="preserve">0.9980</w:t>
             </w:r>
           </w:p>
         </w:tc>
@@ -4143,7 +4143,7 @@
                 <w:szCs w:val="19"/>
                 <w:color w:val="000000"/>
               </w:rPr>
-              <w:t xml:space="preserve">1.0000</w:t>
+              <w:t xml:space="preserve">0.9948</w:t>
             </w:r>
           </w:p>
         </w:tc>
